--- a/AprovAI/1.Requisitos/AprovAI - Visão.docx
+++ b/AprovAI/1.Requisitos/AprovAI - Visão.docx
@@ -7,14 +7,12 @@
       <w:pPr>
         <w:jc w:val="center"/>
       </w:pPr>
-      <w:bookmarkStart w:id="0" w:name="_GoBack"/>
-      <w:bookmarkEnd w:id="0"/>
       <w:r>
         <w:rPr>
           <w:noProof/>
         </w:rPr>
         <w:drawing>
-          <wp:inline distT="0" distB="0" distL="0" distR="0" wp14:anchorId="6340EBC8" wp14:editId="72498C4F">
+          <wp:inline distT="0" distB="0" distL="0" distR="0" wp14:anchorId="63464F6B" wp14:editId="1B61B69B">
             <wp:extent cx="2533650" cy="2533650"/>
             <wp:effectExtent l="0" t="0" r="0" b="0"/>
             <wp:docPr id="1942292225" name="Imagem 1"/>
@@ -77,7 +75,7 @@
         <mc:AlternateContent>
           <mc:Choice Requires="wps">
             <w:drawing>
-              <wp:anchor distT="0" distB="0" distL="114300" distR="114300" simplePos="0" relativeHeight="251659264" behindDoc="0" locked="0" layoutInCell="1" allowOverlap="1" wp14:anchorId="1AFA8A64" wp14:editId="189BDF4B">
+              <wp:anchor distT="0" distB="0" distL="114300" distR="114300" simplePos="0" relativeHeight="251659264" behindDoc="0" locked="0" layoutInCell="1" allowOverlap="1" wp14:anchorId="0EA72005" wp14:editId="3C840CC6">
                 <wp:simplePos x="0" y="0"/>
                 <wp:positionH relativeFrom="column">
                   <wp:posOffset>-687780</wp:posOffset>
@@ -137,12 +135,11 @@
                               <w:tag w:val=""/>
                               <w:id w:val="-1202546390"/>
                               <w:placeholder>
-                                <w:docPart w:val="1728B72CA8834978B2FA4025E37ABAE2"/>
+                                <w:docPart w:val="75FCAD33104C425385DBB26E1D9FD456"/>
                               </w:placeholder>
                               <w:dataBinding w:prefixMappings="xmlns:ns0='http://purl.org/dc/elements/1.1/' xmlns:ns1='http://schemas.openxmlformats.org/package/2006/metadata/core-properties' " w:xpath="/ns1:coreProperties[1]/ns0:title[1]" w:storeItemID="{6C3C8BC8-F283-45AE-878A-BAB7291924A1}"/>
                               <w:text/>
                             </w:sdtPr>
-                            <w:sdtEndPr/>
                             <w:sdtContent>
                               <w:p>
                                 <w:pPr>
@@ -157,7 +154,6 @@
                                   <w:rPr>
                                     <w:rFonts w:ascii="Segoe UI" w:hAnsi="Segoe UI" w:cs="Segoe UI"/>
                                     <w:color w:val="C00000"/>
-                                    <w:lang w:val="pt-PT"/>
                                   </w:rPr>
                                   <w:t>Visão</w:t>
                                 </w:r>
@@ -183,7 +179,7 @@
           </mc:Choice>
           <mc:Fallback>
             <w:pict>
-              <v:shapetype w14:anchorId="1AFA8A64" id="_x0000_t202" coordsize="21600,21600" o:spt="202" path="m,l,21600r21600,l21600,xe">
+              <v:shapetype w14:anchorId="0EA72005" id="_x0000_t202" coordsize="21600,21600" o:spt="202" path="m,l,21600r21600,l21600,xe">
                 <v:stroke joinstyle="miter"/>
                 <v:path gradientshapeok="t" o:connecttype="rect"/>
               </v:shapetype>
@@ -200,12 +196,11 @@
                         <w:tag w:val=""/>
                         <w:id w:val="-1202546390"/>
                         <w:placeholder>
-                          <w:docPart w:val="1728B72CA8834978B2FA4025E37ABAE2"/>
+                          <w:docPart w:val="75FCAD33104C425385DBB26E1D9FD456"/>
                         </w:placeholder>
                         <w:dataBinding w:prefixMappings="xmlns:ns0='http://purl.org/dc/elements/1.1/' xmlns:ns1='http://schemas.openxmlformats.org/package/2006/metadata/core-properties' " w:xpath="/ns1:coreProperties[1]/ns0:title[1]" w:storeItemID="{6C3C8BC8-F283-45AE-878A-BAB7291924A1}"/>
                         <w:text/>
                       </w:sdtPr>
-                      <w:sdtEndPr/>
                       <w:sdtContent>
                         <w:p>
                           <w:pPr>
@@ -220,7 +215,6 @@
                             <w:rPr>
                               <w:rFonts w:ascii="Segoe UI" w:hAnsi="Segoe UI" w:cs="Segoe UI"/>
                               <w:color w:val="C00000"/>
-                              <w:lang w:val="pt-PT"/>
                             </w:rPr>
                             <w:t>Visão</w:t>
                           </w:r>
@@ -247,7 +241,7 @@
         <mc:AlternateContent>
           <mc:Choice Requires="wps">
             <w:drawing>
-              <wp:anchor distT="0" distB="0" distL="114300" distR="114300" simplePos="0" relativeHeight="251660288" behindDoc="0" locked="0" layoutInCell="1" allowOverlap="1" wp14:anchorId="2ED2063B" wp14:editId="4A45D1EF">
+              <wp:anchor distT="0" distB="0" distL="114300" distR="114300" simplePos="0" relativeHeight="251660288" behindDoc="0" locked="0" layoutInCell="1" allowOverlap="1" wp14:anchorId="30EAE12C" wp14:editId="3DCD1546">
                 <wp:simplePos x="0" y="0"/>
                 <wp:positionH relativeFrom="column">
                   <wp:posOffset>-690881</wp:posOffset>
@@ -312,7 +306,6 @@
                               <w:dataBinding w:prefixMappings="xmlns:ns0='http://purl.org/dc/elements/1.1/' xmlns:ns1='http://schemas.openxmlformats.org/package/2006/metadata/core-properties' " w:xpath="/ns1:coreProperties[1]/ns0:subject[1]" w:storeItemID="{6C3C8BC8-F283-45AE-878A-BAB7291924A1}"/>
                               <w:text/>
                             </w:sdtPr>
-                            <w:sdtEndPr/>
                             <w:sdtContent>
                               <w:p>
                                 <w:pPr>
@@ -333,31 +326,8 @@
                                     <w:color w:val="171717" w:themeColor="background2" w:themeShade="1A"/>
                                     <w:sz w:val="32"/>
                                     <w:szCs w:val="32"/>
-                                    <w:lang w:val="pt-PT"/>
                                   </w:rPr>
-                                  <w:t>Versão &lt;</w:t>
-                                </w:r>
-                                <w:r>
-                                  <w:rPr>
-                                    <w:rFonts w:ascii="Segoe UI" w:hAnsi="Segoe UI" w:cs="Segoe UI"/>
-                                    <w:b w:val="0"/>
-                                    <w:color w:val="171717" w:themeColor="background2" w:themeShade="1A"/>
-                                    <w:sz w:val="32"/>
-                                    <w:szCs w:val="32"/>
-                                    <w:lang w:val="pt-PT"/>
-                                  </w:rPr>
-                                  <w:t>1.0</w:t>
-                                </w:r>
-                                <w:r>
-                                  <w:rPr>
-                                    <w:rFonts w:ascii="Segoe UI" w:hAnsi="Segoe UI" w:cs="Segoe UI"/>
-                                    <w:b w:val="0"/>
-                                    <w:color w:val="171717" w:themeColor="background2" w:themeShade="1A"/>
-                                    <w:sz w:val="32"/>
-                                    <w:szCs w:val="32"/>
-                                    <w:lang w:val="pt-PT"/>
-                                  </w:rPr>
-                                  <w:t>&gt;</w:t>
+                                  <w:t>Versão &lt;1.4&gt;</w:t>
                                 </w:r>
                               </w:p>
                             </w:sdtContent>
@@ -406,7 +376,7 @@
           </mc:Choice>
           <mc:Fallback>
             <w:pict>
-              <v:shape w14:anchorId="2ED2063B" id="_x0000_s1027" type="#_x0000_t202" style="position:absolute;left:0;text-align:left;margin-left:-54.4pt;margin-top:15.5pt;width:559.25pt;height:47.05pt;z-index:251660288;visibility:visible;mso-wrap-style:square;mso-width-percent:0;mso-height-percent:0;mso-wrap-distance-left:9pt;mso-wrap-distance-top:0;mso-wrap-distance-right:9pt;mso-wrap-distance-bottom:0;mso-position-horizontal:absolute;mso-position-horizontal-relative:text;mso-position-vertical:absolute;mso-position-vertical-relative:text;mso-width-percent:0;mso-height-percent:0;mso-width-relative:page;mso-height-relative:page;v-text-anchor:top" o:gfxdata="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" stroked="f">
+              <v:shape w14:anchorId="30EAE12C" id="_x0000_s1027" type="#_x0000_t202" style="position:absolute;left:0;text-align:left;margin-left:-54.4pt;margin-top:15.5pt;width:559.25pt;height:47.05pt;z-index:251660288;visibility:visible;mso-wrap-style:square;mso-width-percent:0;mso-height-percent:0;mso-wrap-distance-left:9pt;mso-wrap-distance-top:0;mso-wrap-distance-right:9pt;mso-wrap-distance-bottom:0;mso-position-horizontal:absolute;mso-position-horizontal-relative:text;mso-position-vertical:absolute;mso-position-vertical-relative:text;mso-width-percent:0;mso-height-percent:0;mso-width-relative:page;mso-height-relative:page;v-text-anchor:top" o:gfxdata="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" stroked="f">
                 <v:textbox>
                   <w:txbxContent>
                     <w:sdt>
@@ -424,7 +394,6 @@
                         <w:dataBinding w:prefixMappings="xmlns:ns0='http://purl.org/dc/elements/1.1/' xmlns:ns1='http://schemas.openxmlformats.org/package/2006/metadata/core-properties' " w:xpath="/ns1:coreProperties[1]/ns0:subject[1]" w:storeItemID="{6C3C8BC8-F283-45AE-878A-BAB7291924A1}"/>
                         <w:text/>
                       </w:sdtPr>
-                      <w:sdtEndPr/>
                       <w:sdtContent>
                         <w:p>
                           <w:pPr>
@@ -445,31 +414,8 @@
                               <w:color w:val="171717" w:themeColor="background2" w:themeShade="1A"/>
                               <w:sz w:val="32"/>
                               <w:szCs w:val="32"/>
-                              <w:lang w:val="pt-PT"/>
                             </w:rPr>
-                            <w:t>Versão &lt;</w:t>
-                          </w:r>
-                          <w:r>
-                            <w:rPr>
-                              <w:rFonts w:ascii="Segoe UI" w:hAnsi="Segoe UI" w:cs="Segoe UI"/>
-                              <w:b w:val="0"/>
-                              <w:color w:val="171717" w:themeColor="background2" w:themeShade="1A"/>
-                              <w:sz w:val="32"/>
-                              <w:szCs w:val="32"/>
-                              <w:lang w:val="pt-PT"/>
-                            </w:rPr>
-                            <w:t>1.0</w:t>
-                          </w:r>
-                          <w:r>
-                            <w:rPr>
-                              <w:rFonts w:ascii="Segoe UI" w:hAnsi="Segoe UI" w:cs="Segoe UI"/>
-                              <w:b w:val="0"/>
-                              <w:color w:val="171717" w:themeColor="background2" w:themeShade="1A"/>
-                              <w:sz w:val="32"/>
-                              <w:szCs w:val="32"/>
-                              <w:lang w:val="pt-PT"/>
-                            </w:rPr>
-                            <w:t>&gt;</w:t>
+                            <w:t>Versão &lt;1.4&gt;</w:t>
                           </w:r>
                         </w:p>
                       </w:sdtContent>
@@ -559,7 +505,7 @@
         <mc:AlternateContent>
           <mc:Choice Requires="wps">
             <w:drawing>
-              <wp:anchor distT="0" distB="0" distL="114300" distR="114300" simplePos="0" relativeHeight="251662336" behindDoc="0" locked="0" layoutInCell="1" allowOverlap="1" wp14:anchorId="7393A91E" wp14:editId="02CBE84D">
+              <wp:anchor distT="0" distB="0" distL="114300" distR="114300" simplePos="0" relativeHeight="251661312" behindDoc="0" locked="0" layoutInCell="1" allowOverlap="1" wp14:anchorId="7FB5F26C" wp14:editId="02220AD4">
                 <wp:simplePos x="0" y="0"/>
                 <wp:positionH relativeFrom="column">
                   <wp:posOffset>-751205</wp:posOffset>
@@ -622,7 +568,6 @@
                               <w:dataBinding w:prefixMappings="xmlns:ns0='http://schemas.openxmlformats.org/officeDocument/2006/extended-properties' " w:xpath="/ns0:Properties[1]/ns0:Manager[1]" w:storeItemID="{6668398D-A668-4E3E-A5EB-62B293D839F1}"/>
                               <w:text/>
                             </w:sdtPr>
-                            <w:sdtEndPr/>
                             <w:sdtContent>
                               <w:p>
                                 <w:pPr>
@@ -639,45 +584,8 @@
                                     <w:rFonts w:ascii="Segoe UI" w:hAnsi="Segoe UI" w:cs="Segoe UI"/>
                                     <w:color w:val="171717" w:themeColor="background2" w:themeShade="1A"/>
                                     <w:sz w:val="40"/>
-                                    <w:lang w:val="pt-PT"/>
                                   </w:rPr>
-                                  <w:t>&lt;</w:t>
-                                </w:r>
-                                <w:r>
-                                  <w:rPr>
-                                    <w:rFonts w:ascii="Segoe UI" w:hAnsi="Segoe UI" w:cs="Segoe UI"/>
-                                    <w:color w:val="171717" w:themeColor="background2" w:themeShade="1A"/>
-                                    <w:sz w:val="40"/>
-                                    <w:lang w:val="pt-PT"/>
-                                  </w:rPr>
-                                  <w:t>APV</w:t>
-                                </w:r>
-                                <w:r>
-                                  <w:rPr>
-                                    <w:rFonts w:ascii="Segoe UI" w:hAnsi="Segoe UI" w:cs="Segoe UI"/>
-                                    <w:color w:val="171717" w:themeColor="background2" w:themeShade="1A"/>
-                                    <w:sz w:val="40"/>
-                                    <w:lang w:val="pt-PT"/>
-                                  </w:rPr>
-                                  <w:t>&gt; - &lt;</w:t>
-                                </w:r>
-                                <w:r>
-                                  <w:rPr>
-                                    <w:rFonts w:ascii="Segoe UI" w:hAnsi="Segoe UI" w:cs="Segoe UI"/>
-                                    <w:color w:val="171717" w:themeColor="background2" w:themeShade="1A"/>
-                                    <w:sz w:val="40"/>
-                                    <w:lang w:val="pt-PT"/>
-                                  </w:rPr>
-                                  <w:t>AprovAI</w:t>
-                                </w:r>
-                                <w:r>
-                                  <w:rPr>
-                                    <w:rFonts w:ascii="Segoe UI" w:hAnsi="Segoe UI" w:cs="Segoe UI"/>
-                                    <w:color w:val="171717" w:themeColor="background2" w:themeShade="1A"/>
-                                    <w:sz w:val="40"/>
-                                    <w:lang w:val="pt-PT"/>
-                                  </w:rPr>
-                                  <w:t>&gt;</w:t>
+                                  <w:t>&lt;APV&gt; - &lt;AprovAI&gt;</w:t>
                                 </w:r>
                               </w:p>
                             </w:sdtContent>
@@ -706,7 +614,7 @@
           </mc:Choice>
           <mc:Fallback>
             <w:pict>
-              <v:shape w14:anchorId="7393A91E" id="Text Box 4" o:spid="_x0000_s1028" type="#_x0000_t202" style="position:absolute;left:0;text-align:left;margin-left:-59.15pt;margin-top:23pt;width:572.4pt;height:33.55pt;z-index:251662336;visibility:visible;mso-wrap-style:square;mso-width-percent:0;mso-height-percent:0;mso-wrap-distance-left:9pt;mso-wrap-distance-top:0;mso-wrap-distance-right:9pt;mso-wrap-distance-bottom:0;mso-position-horizontal:absolute;mso-position-horizontal-relative:text;mso-position-vertical:absolute;mso-position-vertical-relative:text;mso-width-percent:0;mso-height-percent:0;mso-width-relative:page;mso-height-relative:page;v-text-anchor:top" o:gfxdata="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" stroked="f">
+              <v:shape w14:anchorId="7FB5F26C" id="Text Box 4" o:spid="_x0000_s1028" type="#_x0000_t202" style="position:absolute;left:0;text-align:left;margin-left:-59.15pt;margin-top:23pt;width:572.4pt;height:33.55pt;z-index:251661312;visibility:visible;mso-wrap-style:square;mso-width-percent:0;mso-height-percent:0;mso-wrap-distance-left:9pt;mso-wrap-distance-top:0;mso-wrap-distance-right:9pt;mso-wrap-distance-bottom:0;mso-position-horizontal:absolute;mso-position-horizontal-relative:text;mso-position-vertical:absolute;mso-position-vertical-relative:text;mso-width-percent:0;mso-height-percent:0;mso-width-relative:page;mso-height-relative:page;v-text-anchor:top" o:gfxdata="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" stroked="f">
                 <v:textbox>
                   <w:txbxContent>
                     <w:sdt>
@@ -722,7 +630,6 @@
                         <w:dataBinding w:prefixMappings="xmlns:ns0='http://schemas.openxmlformats.org/officeDocument/2006/extended-properties' " w:xpath="/ns0:Properties[1]/ns0:Manager[1]" w:storeItemID="{6668398D-A668-4E3E-A5EB-62B293D839F1}"/>
                         <w:text/>
                       </w:sdtPr>
-                      <w:sdtEndPr/>
                       <w:sdtContent>
                         <w:p>
                           <w:pPr>
@@ -739,45 +646,8 @@
                               <w:rFonts w:ascii="Segoe UI" w:hAnsi="Segoe UI" w:cs="Segoe UI"/>
                               <w:color w:val="171717" w:themeColor="background2" w:themeShade="1A"/>
                               <w:sz w:val="40"/>
-                              <w:lang w:val="pt-PT"/>
                             </w:rPr>
-                            <w:t>&lt;</w:t>
-                          </w:r>
-                          <w:r>
-                            <w:rPr>
-                              <w:rFonts w:ascii="Segoe UI" w:hAnsi="Segoe UI" w:cs="Segoe UI"/>
-                              <w:color w:val="171717" w:themeColor="background2" w:themeShade="1A"/>
-                              <w:sz w:val="40"/>
-                              <w:lang w:val="pt-PT"/>
-                            </w:rPr>
-                            <w:t>APV</w:t>
-                          </w:r>
-                          <w:r>
-                            <w:rPr>
-                              <w:rFonts w:ascii="Segoe UI" w:hAnsi="Segoe UI" w:cs="Segoe UI"/>
-                              <w:color w:val="171717" w:themeColor="background2" w:themeShade="1A"/>
-                              <w:sz w:val="40"/>
-                              <w:lang w:val="pt-PT"/>
-                            </w:rPr>
-                            <w:t>&gt; - &lt;</w:t>
-                          </w:r>
-                          <w:r>
-                            <w:rPr>
-                              <w:rFonts w:ascii="Segoe UI" w:hAnsi="Segoe UI" w:cs="Segoe UI"/>
-                              <w:color w:val="171717" w:themeColor="background2" w:themeShade="1A"/>
-                              <w:sz w:val="40"/>
-                              <w:lang w:val="pt-PT"/>
-                            </w:rPr>
-                            <w:t>AprovAI</w:t>
-                          </w:r>
-                          <w:r>
-                            <w:rPr>
-                              <w:rFonts w:ascii="Segoe UI" w:hAnsi="Segoe UI" w:cs="Segoe UI"/>
-                              <w:color w:val="171717" w:themeColor="background2" w:themeShade="1A"/>
-                              <w:sz w:val="40"/>
-                              <w:lang w:val="pt-PT"/>
-                            </w:rPr>
-                            <w:t>&gt;</w:t>
+                            <w:t>&lt;APV&gt; - &lt;AprovAI&gt;</w:t>
                           </w:r>
                         </w:p>
                       </w:sdtContent>
@@ -951,7 +821,7 @@
       </w:tr>
       <w:tr>
         <w:trPr>
-          <w:trHeight w:val="284"/>
+          <w:trHeight w:val="623"/>
         </w:trPr>
         <w:tc>
           <w:tcPr>
@@ -1058,6 +928,9 @@
             <w:pPr>
               <w:jc w:val="left"/>
             </w:pPr>
+            <w:r>
+              <w:t>01/04/2026</w:t>
+            </w:r>
           </w:p>
         </w:tc>
         <w:tc>
@@ -1068,6 +941,9 @@
             <w:pPr>
               <w:jc w:val="left"/>
             </w:pPr>
+            <w:r>
+              <w:t>1.1</w:t>
+            </w:r>
           </w:p>
         </w:tc>
         <w:tc>
@@ -1078,12 +954,80 @@
             <w:pPr>
               <w:jc w:val="left"/>
             </w:pPr>
+            <w:r>
+              <w:t>Escopo e Planejamento</w:t>
+            </w:r>
           </w:p>
         </w:tc>
         <w:tc>
           <w:tcPr>
             <w:tcW w:w="2410" w:type="dxa"/>
           </w:tcPr>
+          <w:p>
+            <w:pPr>
+              <w:jc w:val="left"/>
+            </w:pPr>
+            <w:r>
+              <w:t xml:space="preserve">Kamilly Christiny </w:t>
+            </w:r>
+          </w:p>
+        </w:tc>
+      </w:tr>
+      <w:tr>
+        <w:trPr>
+          <w:trHeight w:val="284"/>
+        </w:trPr>
+        <w:tc>
+          <w:tcPr>
+            <w:tcW w:w="1550" w:type="dxa"/>
+          </w:tcPr>
+          <w:p>
+            <w:pPr>
+              <w:jc w:val="left"/>
+            </w:pPr>
+            <w:r>
+              <w:t>29/04/2026</w:t>
+            </w:r>
+          </w:p>
+        </w:tc>
+        <w:tc>
+          <w:tcPr>
+            <w:tcW w:w="1080" w:type="dxa"/>
+          </w:tcPr>
+          <w:p>
+            <w:pPr>
+              <w:jc w:val="left"/>
+            </w:pPr>
+            <w:r>
+              <w:t>1.2</w:t>
+            </w:r>
+          </w:p>
+        </w:tc>
+        <w:tc>
+          <w:tcPr>
+            <w:tcW w:w="4680" w:type="dxa"/>
+          </w:tcPr>
+          <w:p>
+            <w:pPr>
+              <w:jc w:val="left"/>
+            </w:pPr>
+            <w:r>
+              <w:t>Modelo de Arquitetura, Diagramas e pacotes definidos e modelados.</w:t>
+            </w:r>
+          </w:p>
+        </w:tc>
+        <w:tc>
+          <w:tcPr>
+            <w:tcW w:w="2410" w:type="dxa"/>
+          </w:tcPr>
+          <w:p>
+            <w:pPr>
+              <w:jc w:val="left"/>
+            </w:pPr>
+            <w:r>
+              <w:t xml:space="preserve">Leticia Bianco </w:t>
+            </w:r>
+          </w:p>
           <w:p>
             <w:pPr>
               <w:jc w:val="left"/>
@@ -1103,6 +1047,9 @@
             <w:pPr>
               <w:jc w:val="left"/>
             </w:pPr>
+            <w:r>
+              <w:t>27/05/2026</w:t>
+            </w:r>
           </w:p>
         </w:tc>
         <w:tc>
@@ -1113,6 +1060,9 @@
             <w:pPr>
               <w:jc w:val="left"/>
             </w:pPr>
+            <w:r>
+              <w:t>1.3</w:t>
+            </w:r>
           </w:p>
         </w:tc>
         <w:tc>
@@ -1123,6 +1073,9 @@
             <w:pPr>
               <w:jc w:val="left"/>
             </w:pPr>
+            <w:r>
+              <w:t xml:space="preserve">Caso de uso Implementado e funcionando </w:t>
+            </w:r>
           </w:p>
         </w:tc>
         <w:tc>
@@ -1133,6 +1086,66 @@
             <w:pPr>
               <w:jc w:val="left"/>
             </w:pPr>
+            <w:r>
+              <w:t xml:space="preserve">Kamilly Christiny </w:t>
+            </w:r>
+          </w:p>
+        </w:tc>
+      </w:tr>
+      <w:tr>
+        <w:trPr>
+          <w:trHeight w:val="284"/>
+        </w:trPr>
+        <w:tc>
+          <w:tcPr>
+            <w:tcW w:w="1550" w:type="dxa"/>
+          </w:tcPr>
+          <w:p>
+            <w:pPr>
+              <w:jc w:val="left"/>
+            </w:pPr>
+            <w:r>
+              <w:t>09/06/2026</w:t>
+            </w:r>
+          </w:p>
+        </w:tc>
+        <w:tc>
+          <w:tcPr>
+            <w:tcW w:w="1080" w:type="dxa"/>
+          </w:tcPr>
+          <w:p>
+            <w:pPr>
+              <w:jc w:val="left"/>
+            </w:pPr>
+            <w:r>
+              <w:t>1.4</w:t>
+            </w:r>
+          </w:p>
+        </w:tc>
+        <w:tc>
+          <w:tcPr>
+            <w:tcW w:w="4680" w:type="dxa"/>
+          </w:tcPr>
+          <w:p>
+            <w:pPr>
+              <w:jc w:val="left"/>
+            </w:pPr>
+            <w:r>
+              <w:t xml:space="preserve">Caso de uso planejados para serem implantados </w:t>
+            </w:r>
+          </w:p>
+        </w:tc>
+        <w:tc>
+          <w:tcPr>
+            <w:tcW w:w="2410" w:type="dxa"/>
+          </w:tcPr>
+          <w:p>
+            <w:pPr>
+              <w:jc w:val="left"/>
+            </w:pPr>
+            <w:r>
+              <w:t xml:space="preserve">Kamilly Christiny </w:t>
+            </w:r>
           </w:p>
         </w:tc>
       </w:tr>
@@ -1811,20 +1824,21 @@
       <w:r>
         <w:br w:type="page"/>
       </w:r>
-      <w:bookmarkStart w:id="1" w:name="_Toc98042874"/>
-      <w:bookmarkStart w:id="2" w:name="_Toc98043036"/>
-      <w:bookmarkStart w:id="3" w:name="_Toc98043106"/>
-      <w:bookmarkStart w:id="4" w:name="_Toc98043177"/>
-      <w:bookmarkStart w:id="5" w:name="_Toc98043208"/>
-      <w:bookmarkStart w:id="6" w:name="_Toc98043249"/>
-      <w:bookmarkStart w:id="7" w:name="_Toc98043458"/>
-      <w:bookmarkStart w:id="8" w:name="_Toc98043498"/>
-      <w:bookmarkStart w:id="9" w:name="_Toc98043531"/>
-      <w:bookmarkStart w:id="10" w:name="_Toc98043560"/>
-      <w:bookmarkStart w:id="11" w:name="_Toc98043609"/>
-      <w:bookmarkStart w:id="12" w:name="_Toc102790895"/>
-      <w:bookmarkStart w:id="13" w:name="_Toc102790925"/>
-      <w:bookmarkStart w:id="14" w:name="_Toc41559909"/>
+      <w:bookmarkStart w:id="0" w:name="_Toc98042874"/>
+      <w:bookmarkStart w:id="1" w:name="_Toc98043036"/>
+      <w:bookmarkStart w:id="2" w:name="_Toc98043106"/>
+      <w:bookmarkStart w:id="3" w:name="_Toc98043177"/>
+      <w:bookmarkStart w:id="4" w:name="_Toc98043208"/>
+      <w:bookmarkStart w:id="5" w:name="_Toc98043249"/>
+      <w:bookmarkStart w:id="6" w:name="_Toc98043458"/>
+      <w:bookmarkStart w:id="7" w:name="_Toc98043498"/>
+      <w:bookmarkStart w:id="8" w:name="_Toc98043531"/>
+      <w:bookmarkStart w:id="9" w:name="_Toc98043560"/>
+      <w:bookmarkStart w:id="10" w:name="_Toc98043609"/>
+      <w:bookmarkStart w:id="11" w:name="_Toc102790895"/>
+      <w:bookmarkStart w:id="12" w:name="_Toc102790925"/>
+      <w:bookmarkStart w:id="13" w:name="_Toc41559909"/>
+      <w:bookmarkEnd w:id="0"/>
       <w:bookmarkEnd w:id="1"/>
       <w:bookmarkEnd w:id="2"/>
       <w:bookmarkEnd w:id="3"/>
@@ -1837,60 +1851,69 @@
       <w:bookmarkEnd w:id="10"/>
       <w:bookmarkEnd w:id="11"/>
       <w:bookmarkEnd w:id="12"/>
-      <w:bookmarkEnd w:id="13"/>
       <w:r>
         <w:lastRenderedPageBreak/>
         <w:t>Introdução</w:t>
       </w:r>
+      <w:bookmarkEnd w:id="13"/>
+    </w:p>
+    <w:p>
+      <w:pPr>
+        <w:pStyle w:val="Ttulo2"/>
+        <w:numPr>
+          <w:ilvl w:val="1"/>
+          <w:numId w:val="2"/>
+        </w:numPr>
+        <w:ind w:left="0" w:firstLine="0"/>
+        <w:rPr>
+          <w:lang w:val="pt-PT"/>
+        </w:rPr>
+      </w:pPr>
+      <w:bookmarkStart w:id="14" w:name="_Toc41559910"/>
+      <w:r>
+        <w:rPr>
+          <w:lang w:val="pt-PT"/>
+        </w:rPr>
+        <w:t>Resumo do Negócio</w:t>
+      </w:r>
       <w:bookmarkEnd w:id="14"/>
     </w:p>
     <w:p>
       <w:pPr>
+        <w:pStyle w:val="isselectedend"/>
+      </w:pPr>
+      <w:r>
+        <w:t>O AprovAI é um sistema de apoio ao estudo baseado em Inteligência Artificial, voltado para alunos do ensino médio e professores. O sistema tem como objetivo auxiliar no processo de aprendizagem por meio da criação de planos de estudo personalizados, recomendação de conteúdos e acompanhamento de desempenho.</w:t>
+      </w:r>
+    </w:p>
+    <w:p>
+      <w:pPr>
+        <w:pStyle w:val="NormalWeb"/>
+      </w:pPr>
+      <w:r>
+        <w:t>O contexto do sistema está relacionado à dificuldade enfrentada por estudantes em organizar seus estudos, manter o foco e encontrar materiais de qualidade, especialmente na preparação para vestibulares e ingresso em universidades. Para professores, o sistema também oferece suporte na organização de conteúdos e planejamento de aulas.</w:t>
+      </w:r>
+    </w:p>
+    <w:p>
+      <w:pPr>
         <w:pStyle w:val="Ttulo2"/>
+        <w:numPr>
+          <w:ilvl w:val="1"/>
+          <w:numId w:val="2"/>
+        </w:numPr>
+        <w:ind w:left="0" w:firstLine="0"/>
         <w:rPr>
           <w:lang w:val="pt-PT"/>
         </w:rPr>
       </w:pPr>
-      <w:bookmarkStart w:id="15" w:name="_Toc41559910"/>
+      <w:bookmarkStart w:id="15" w:name="_Toc41559911"/>
       <w:r>
         <w:rPr>
           <w:lang w:val="pt-PT"/>
         </w:rPr>
-        <w:t>Resumo do Negócio</w:t>
+        <w:t>Objetivo do Sistema</w:t>
       </w:r>
       <w:bookmarkEnd w:id="15"/>
-    </w:p>
-    <w:p>
-      <w:pPr>
-        <w:pStyle w:val="isselectedend"/>
-      </w:pPr>
-      <w:r>
-        <w:t>O AprovAI é um sistema de apoio ao estudo baseado em Inteligência Artificial, voltado para alunos do ensino médio e professores. O sistema tem como objetivo auxiliar no processo de aprendizagem por meio da criação de planos de estudo personalizados, recomendação de conteúdos e acompanhamento de desempenho.</w:t>
-      </w:r>
-    </w:p>
-    <w:p>
-      <w:pPr>
-        <w:pStyle w:val="NormalWeb"/>
-      </w:pPr>
-      <w:r>
-        <w:t>O contexto do sistema está relacionado à dificuldade enfrentada por estudantes em organizar seus estudos, manter o foco e encontrar materiais de qualidade, especialmente na preparação para vestibulares e ingresso em universidades. Para professores, o sistema também oferece suporte na organização de conteúdos e planejamento de aulas.</w:t>
-      </w:r>
-    </w:p>
-    <w:p>
-      <w:pPr>
-        <w:pStyle w:val="Ttulo2"/>
-        <w:rPr>
-          <w:lang w:val="pt-PT"/>
-        </w:rPr>
-      </w:pPr>
-      <w:bookmarkStart w:id="16" w:name="_Toc41559911"/>
-      <w:r>
-        <w:rPr>
-          <w:lang w:val="pt-PT"/>
-        </w:rPr>
-        <w:t>Objetivo do Sistema</w:t>
-      </w:r>
-      <w:bookmarkEnd w:id="16"/>
     </w:p>
     <w:p>
       <w:pPr>
@@ -2091,18 +2114,23 @@
     <w:p>
       <w:pPr>
         <w:pStyle w:val="Ttulo2"/>
+        <w:numPr>
+          <w:ilvl w:val="1"/>
+          <w:numId w:val="2"/>
+        </w:numPr>
+        <w:ind w:left="0" w:firstLine="0"/>
         <w:rPr>
           <w:lang w:val="pt-PT"/>
         </w:rPr>
       </w:pPr>
-      <w:bookmarkStart w:id="17" w:name="_Toc41559912"/>
+      <w:bookmarkStart w:id="16" w:name="_Toc41559912"/>
       <w:r>
         <w:rPr>
           <w:lang w:val="pt-PT"/>
         </w:rPr>
         <w:t>Glossário</w:t>
       </w:r>
-      <w:bookmarkEnd w:id="17"/>
+      <w:bookmarkEnd w:id="16"/>
     </w:p>
     <w:p>
       <w:pPr>
@@ -2253,18 +2281,23 @@
     <w:p>
       <w:pPr>
         <w:pStyle w:val="Ttulo2"/>
+        <w:numPr>
+          <w:ilvl w:val="1"/>
+          <w:numId w:val="2"/>
+        </w:numPr>
+        <w:ind w:left="0" w:firstLine="0"/>
         <w:rPr>
           <w:lang w:val="pt-PT"/>
         </w:rPr>
       </w:pPr>
-      <w:bookmarkStart w:id="18" w:name="_Toc41559913"/>
+      <w:bookmarkStart w:id="17" w:name="_Toc41559913"/>
       <w:r>
         <w:rPr>
           <w:lang w:val="pt-PT"/>
         </w:rPr>
         <w:t>Referências</w:t>
       </w:r>
-      <w:bookmarkEnd w:id="18"/>
+      <w:bookmarkEnd w:id="17"/>
       <w:r>
         <w:rPr>
           <w:lang w:val="pt-PT"/>
@@ -2373,12 +2406,12 @@
       <w:pPr>
         <w:pStyle w:val="Ttulo1"/>
       </w:pPr>
-      <w:bookmarkStart w:id="19" w:name="_Toc41559914"/>
+      <w:bookmarkStart w:id="18" w:name="_Toc41559914"/>
       <w:r>
         <w:lastRenderedPageBreak/>
         <w:t>Problema</w:t>
       </w:r>
-      <w:bookmarkEnd w:id="19"/>
+      <w:bookmarkEnd w:id="18"/>
     </w:p>
     <w:p>
       <w:pPr>
@@ -2495,15 +2528,7 @@
                 <w:bCs/>
                 <w:lang w:val="pt-PT"/>
               </w:rPr>
-              <w:t>Necessidades</w:t>
-            </w:r>
-            <w:r>
-              <w:rPr>
-                <w:b/>
-                <w:bCs/>
-                <w:lang w:val="pt-PT"/>
-              </w:rPr>
-              <w:t xml:space="preserve"> (Escopo)</w:t>
+              <w:t>Necessidades (Escopo)</w:t>
             </w:r>
           </w:p>
         </w:tc>
@@ -2604,18 +2629,7 @@
                 <w:sz w:val="24"/>
                 <w:szCs w:val="24"/>
               </w:rPr>
-              <w:t>irrelevante</w:t>
-            </w:r>
-            <w:r>
-              <w:rPr>
-                <w:rFonts w:ascii="Times New Roman" w:hAnsi="Times New Roman" w:cs="Times New Roman"/>
-                <w:i w:val="0"/>
-                <w:iCs/>
-                <w:color w:val="auto"/>
-                <w:sz w:val="24"/>
-                <w:szCs w:val="24"/>
-              </w:rPr>
-              <w:t>; 5. Dificuldade dos professores em personalizar o ensino.</w:t>
+              <w:t>irrelevante; 5. Dificuldade dos professores em personalizar o ensino.</w:t>
             </w:r>
           </w:p>
         </w:tc>
@@ -2652,20 +2666,7 @@
                 <w:szCs w:val="24"/>
                 <w:lang w:val="pt-PT"/>
               </w:rPr>
-              <w:t>O sistema deve permitir que professores cadastrem, editem e excluam conteúdos</w:t>
-            </w:r>
-            <w:r>
-              <w:rPr>
-                <w:rFonts w:ascii="Times New Roman" w:hAnsi="Times New Roman" w:cs="Times New Roman"/>
-                <w:bCs/>
-                <w:i w:val="0"/>
-                <w:iCs/>
-                <w:color w:val="auto"/>
-                <w:sz w:val="24"/>
-                <w:szCs w:val="24"/>
-                <w:lang w:val="pt-PT"/>
-              </w:rPr>
-              <w:t xml:space="preserve"> educacionais</w:t>
+              <w:t>O sistema deve permitir que professores cadastrem, editem e excluam conteúdos educacionais</w:t>
             </w:r>
           </w:p>
           <w:p>
@@ -2697,20 +2698,7 @@
                 <w:szCs w:val="24"/>
                 <w:lang w:val="pt-PT"/>
               </w:rPr>
-              <w:t>O sistema deve permitir que professores criem e gere</w:t>
-            </w:r>
-            <w:r>
-              <w:rPr>
-                <w:rFonts w:ascii="Times New Roman" w:hAnsi="Times New Roman" w:cs="Times New Roman"/>
-                <w:bCs/>
-                <w:i w:val="0"/>
-                <w:iCs/>
-                <w:color w:val="auto"/>
-                <w:sz w:val="24"/>
-                <w:szCs w:val="24"/>
-                <w:lang w:val="pt-PT"/>
-              </w:rPr>
-              <w:t>nciem atividades para os alunos</w:t>
+              <w:t>O sistema deve permitir que professores criem e gerenciem atividades para os alunos</w:t>
             </w:r>
           </w:p>
           <w:p>
@@ -2742,20 +2730,7 @@
                 <w:szCs w:val="24"/>
                 <w:lang w:val="pt-PT"/>
               </w:rPr>
-              <w:t>O sistema deve permitir que professores d</w:t>
-            </w:r>
-            <w:r>
-              <w:rPr>
-                <w:rFonts w:ascii="Times New Roman" w:hAnsi="Times New Roman" w:cs="Times New Roman"/>
-                <w:bCs/>
-                <w:i w:val="0"/>
-                <w:iCs/>
-                <w:color w:val="auto"/>
-                <w:sz w:val="24"/>
-                <w:szCs w:val="24"/>
-                <w:lang w:val="pt-PT"/>
-              </w:rPr>
-              <w:t>isponibilizem métodos de estudo</w:t>
+              <w:t>O sistema deve permitir que professores disponibilizem métodos de estudo</w:t>
             </w:r>
           </w:p>
           <w:p>
@@ -3103,14 +3078,14 @@
           <w:lang w:val="pt-PT"/>
         </w:rPr>
       </w:pPr>
-      <w:bookmarkStart w:id="20" w:name="_Toc41559915"/>
+      <w:bookmarkStart w:id="19" w:name="_Toc41559915"/>
       <w:r>
         <w:rPr>
           <w:lang w:val="pt-PT"/>
         </w:rPr>
         <w:t>Usuários</w:t>
       </w:r>
-      <w:bookmarkEnd w:id="20"/>
+      <w:bookmarkEnd w:id="19"/>
     </w:p>
     <w:tbl>
       <w:tblPr>
@@ -3525,14 +3500,14 @@
           <w:lang w:val="pt-PT"/>
         </w:rPr>
       </w:pPr>
-      <w:bookmarkStart w:id="21" w:name="_Toc41559916"/>
+      <w:bookmarkStart w:id="20" w:name="_Toc41559916"/>
       <w:r>
         <w:rPr>
           <w:lang w:val="pt-PT"/>
         </w:rPr>
         <w:t>Restrições Impostas</w:t>
       </w:r>
-      <w:bookmarkEnd w:id="21"/>
+      <w:bookmarkEnd w:id="20"/>
     </w:p>
     <w:p>
       <w:pPr>
@@ -3889,14 +3864,14 @@
           <w:lang w:val="pt-PT"/>
         </w:rPr>
       </w:pPr>
-      <w:bookmarkStart w:id="22" w:name="_Toc41559917"/>
+      <w:bookmarkStart w:id="21" w:name="_Toc41559917"/>
       <w:r>
         <w:rPr>
           <w:lang w:val="pt-PT"/>
         </w:rPr>
         <w:t>Riscos</w:t>
       </w:r>
-      <w:bookmarkEnd w:id="22"/>
+      <w:bookmarkEnd w:id="21"/>
     </w:p>
     <w:p>
       <w:pPr>
@@ -4188,14 +4163,14 @@
           <w:lang w:val="pt-PT"/>
         </w:rPr>
       </w:pPr>
-      <w:bookmarkStart w:id="23" w:name="_Toc41559918"/>
+      <w:bookmarkStart w:id="22" w:name="_Toc41559918"/>
       <w:r>
         <w:rPr>
           <w:lang w:val="pt-PT"/>
         </w:rPr>
         <w:t>Requisitos de Documentação</w:t>
       </w:r>
-      <w:bookmarkEnd w:id="23"/>
+      <w:bookmarkEnd w:id="22"/>
     </w:p>
     <w:p>
       <w:pPr>
@@ -4407,6 +4382,7 @@
         </w:rPr>
       </w:pPr>
     </w:p>
+    <w:p/>
     <w:sectPr>
       <w:headerReference w:type="default" r:id="rId18"/>
       <w:footerReference w:type="default" r:id="rId19"/>
@@ -4933,7 +4909,7 @@
           <w:tag w:val=""/>
           <w:id w:val="1558433569"/>
           <w:placeholder>
-            <w:docPart w:val="6CA37281F9B84956AA060FAF5E92A14F"/>
+            <w:docPart w:val="8F3C295620A744278B197826052C0012"/>
           </w:placeholder>
           <w:dataBinding w:prefixMappings="xmlns:ns0='http://schemas.openxmlformats.org/officeDocument/2006/extended-properties' " w:xpath="/ns0:Properties[1]/ns0:Manager[1]" w:storeItemID="{6668398D-A668-4E3E-A5EB-62B293D839F1}"/>
           <w:text/>
@@ -4968,7 +4944,7 @@
           <w:tag w:val=""/>
           <w:id w:val="1033692094"/>
           <w:placeholder>
-            <w:docPart w:val="B8CEDFE918CE4787A2E021DE5CB81C20"/>
+            <w:docPart w:val="4ED17BC4F6FC4A7190CBF2C7E34A4DF6"/>
           </w:placeholder>
           <w:dataBinding w:prefixMappings="xmlns:ns0='http://purl.org/dc/elements/1.1/' xmlns:ns1='http://schemas.openxmlformats.org/package/2006/metadata/core-properties' " w:xpath="/ns1:coreProperties[1]/ns0:subject[1]" w:storeItemID="{6C3C8BC8-F283-45AE-878A-BAB7291924A1}"/>
           <w:text/>
@@ -4987,10 +4963,7 @@
                 </w:rPr>
               </w:pPr>
               <w:r>
-                <w:rPr>
-                  <w:lang w:val="pt-PT"/>
-                </w:rPr>
-                <w:t>Versão &lt;1.0&gt;</w:t>
+                <w:t>Versão &lt;1.4&gt;</w:t>
               </w:r>
             </w:p>
           </w:tc>
@@ -5193,7 +5166,7 @@
             <w:rPr>
               <w:b/>
             </w:rPr>
-            <w:object w:dxaOrig="1230" w:dyaOrig="690" w14:anchorId="5E7D451D">
+            <w:object w:dxaOrig="1230" w:dyaOrig="690" w14:anchorId="6F062893">
               <v:shapetype id="_x0000_t75" coordsize="21600,21600" o:spt="75" o:preferrelative="t" path="m@4@5l@4@11@9@11@9@5xe" filled="f" stroked="f">
                 <v:stroke joinstyle="miter"/>
                 <v:formulas>
@@ -5213,10 +5186,10 @@
                 <v:path o:extrusionok="f" gradientshapeok="t" o:connecttype="rect"/>
                 <o:lock v:ext="edit" aspectratio="t"/>
               </v:shapetype>
-              <v:shape id="_x0000_i1025" type="#_x0000_t75" style="width:61.5pt;height:34.5pt">
+              <v:shape id="_x0000_i1031" type="#_x0000_t75" style="width:61.5pt;height:34.5pt">
                 <v:imagedata r:id="rId1" o:title=""/>
               </v:shape>
-              <o:OLEObject Type="Embed" ProgID="Word.Picture.8" ShapeID="_x0000_i1025" DrawAspect="Content" ObjectID="_1835373670" r:id="rId2"/>
+              <o:OLEObject Type="Embed" ProgID="Word.Picture.8" ShapeID="_x0000_i1031" DrawAspect="Content" ObjectID="_1842541480" r:id="rId2"/>
             </w:object>
           </w:r>
         </w:p>
@@ -5322,7 +5295,7 @@
             <w:rPr>
               <w:b/>
             </w:rPr>
-            <w:object w:dxaOrig="1230" w:dyaOrig="690" w14:anchorId="06D15D01">
+            <w:object w:dxaOrig="1230" w:dyaOrig="690" w14:anchorId="5A4F8D22">
               <v:shapetype id="_x0000_t75" coordsize="21600,21600" o:spt="75" o:preferrelative="t" path="m@4@5l@4@11@9@11@9@5xe" filled="f" stroked="f">
                 <v:stroke joinstyle="miter"/>
                 <v:formulas>
@@ -5342,10 +5315,10 @@
                 <v:path o:extrusionok="f" gradientshapeok="t" o:connecttype="rect"/>
                 <o:lock v:ext="edit" aspectratio="t"/>
               </v:shapetype>
-              <v:shape id="_x0000_i1026" type="#_x0000_t75" style="width:61.5pt;height:34.5pt">
+              <v:shape id="_x0000_i1032" type="#_x0000_t75" style="width:61.5pt;height:34.5pt">
                 <v:imagedata r:id="rId1" o:title=""/>
               </v:shape>
-              <o:OLEObject Type="Embed" ProgID="Word.Picture.8" ShapeID="_x0000_i1026" DrawAspect="Content" ObjectID="_1835373671" r:id="rId2"/>
+              <o:OLEObject Type="Embed" ProgID="Word.Picture.8" ShapeID="_x0000_i1032" DrawAspect="Content" ObjectID="_1842541481" r:id="rId2"/>
             </w:object>
           </w:r>
         </w:p>
@@ -5451,7 +5424,7 @@
             <w:rPr>
               <w:b/>
             </w:rPr>
-            <w:object w:dxaOrig="1230" w:dyaOrig="690" w14:anchorId="28E99F52">
+            <w:object w:dxaOrig="1230" w:dyaOrig="690" w14:anchorId="38E63A54">
               <v:shapetype id="_x0000_t75" coordsize="21600,21600" o:spt="75" o:preferrelative="t" path="m@4@5l@4@11@9@11@9@5xe" filled="f" stroked="f">
                 <v:stroke joinstyle="miter"/>
                 <v:formulas>
@@ -5471,10 +5444,10 @@
                 <v:path o:extrusionok="f" gradientshapeok="t" o:connecttype="rect"/>
                 <o:lock v:ext="edit" aspectratio="t"/>
               </v:shapetype>
-              <v:shape id="_x0000_i1027" type="#_x0000_t75" style="width:61.5pt;height:34.5pt">
+              <v:shape id="_x0000_i1033" type="#_x0000_t75" style="width:61.5pt;height:34.5pt">
                 <v:imagedata r:id="rId1" o:title=""/>
               </v:shape>
-              <o:OLEObject Type="Embed" ProgID="Word.Picture.8" ShapeID="_x0000_i1027" DrawAspect="Content" ObjectID="_1835373672" r:id="rId2"/>
+              <o:OLEObject Type="Embed" ProgID="Word.Picture.8" ShapeID="_x0000_i1033" DrawAspect="Content" ObjectID="_1842541482" r:id="rId2"/>
             </w:object>
           </w:r>
         </w:p>
@@ -5551,7 +5524,7 @@
           <w:tag w:val=""/>
           <w:id w:val="1350989896"/>
           <w:placeholder>
-            <w:docPart w:val="1728B72CA8834978B2FA4025E37ABAE2"/>
+            <w:docPart w:val="75FCAD33104C425385DBB26E1D9FD456"/>
           </w:placeholder>
           <w:dataBinding w:prefixMappings="xmlns:ns0='http://purl.org/dc/elements/1.1/' xmlns:ns1='http://schemas.openxmlformats.org/package/2006/metadata/core-properties' " w:xpath="/ns1:coreProperties[1]/ns0:title[1]" w:storeItemID="{6C3C8BC8-F283-45AE-878A-BAB7291924A1}"/>
           <w:text/>
@@ -7168,10 +7141,10 @@
   </w:docDefaults>
   <w:latentStyles w:defLockedState="0" w:defUIPriority="99" w:defSemiHidden="0" w:defUnhideWhenUsed="0" w:defQFormat="0" w:count="371">
     <w:lsdException w:name="Normal" w:uiPriority="0" w:qFormat="1"/>
-    <w:lsdException w:name="heading 1" w:uiPriority="9" w:qFormat="1"/>
-    <w:lsdException w:name="heading 2" w:uiPriority="9" w:qFormat="1"/>
-    <w:lsdException w:name="heading 3" w:uiPriority="9" w:qFormat="1"/>
-    <w:lsdException w:name="heading 4" w:uiPriority="9" w:qFormat="1"/>
+    <w:lsdException w:name="heading 1" w:uiPriority="0" w:qFormat="1"/>
+    <w:lsdException w:name="heading 2" w:uiPriority="0" w:qFormat="1"/>
+    <w:lsdException w:name="heading 3" w:uiPriority="0" w:qFormat="1"/>
+    <w:lsdException w:name="heading 4" w:uiPriority="0" w:qFormat="1"/>
     <w:lsdException w:name="heading 5" w:uiPriority="9" w:qFormat="1"/>
     <w:lsdException w:name="heading 6" w:uiPriority="9" w:qFormat="1"/>
     <w:lsdException w:name="heading 7" w:uiPriority="9" w:qFormat="1"/>
@@ -7229,7 +7202,7 @@
     <w:lsdException w:name="List Number 3" w:semiHidden="1" w:unhideWhenUsed="1"/>
     <w:lsdException w:name="List Number 4" w:semiHidden="1" w:unhideWhenUsed="1"/>
     <w:lsdException w:name="List Number 5" w:semiHidden="1" w:unhideWhenUsed="1"/>
-    <w:lsdException w:name="Title" w:uiPriority="10" w:qFormat="1"/>
+    <w:lsdException w:name="Title" w:uiPriority="0" w:qFormat="1"/>
     <w:lsdException w:name="Closing" w:semiHidden="1" w:unhideWhenUsed="1"/>
     <w:lsdException w:name="Signature" w:semiHidden="1" w:unhideWhenUsed="1"/>
     <w:lsdException w:name="Default Paragraph Font" w:semiHidden="1" w:uiPriority="1" w:unhideWhenUsed="1"/>
@@ -7554,6 +7527,7 @@
     <w:name w:val="heading 1"/>
     <w:basedOn w:val="Normal"/>
     <w:next w:val="Normal"/>
+    <w:link w:val="Ttulo1Char"/>
     <w:qFormat/>
     <w:pPr>
       <w:keepNext/>
@@ -7576,6 +7550,7 @@
     <w:name w:val="heading 2"/>
     <w:basedOn w:val="Normal"/>
     <w:next w:val="Normal"/>
+    <w:link w:val="Ttulo2Char"/>
     <w:qFormat/>
     <w:pPr>
       <w:keepNext/>
@@ -7813,6 +7788,7 @@
   <w:style w:type="paragraph" w:styleId="Cabealho">
     <w:name w:val="header"/>
     <w:basedOn w:val="Normal"/>
+    <w:link w:val="CabealhoChar"/>
     <w:semiHidden/>
     <w:pPr>
       <w:tabs>
@@ -7866,6 +7842,7 @@
     <w:name w:val="Title"/>
     <w:basedOn w:val="Normal"/>
     <w:next w:val="Normal"/>
+    <w:link w:val="TtuloChar"/>
     <w:qFormat/>
     <w:pPr>
       <w:spacing w:before="480" w:after="360"/>
@@ -8085,6 +8062,56 @@
       <w:contextualSpacing/>
     </w:pPr>
   </w:style>
+  <w:style w:type="character" w:customStyle="1" w:styleId="Ttulo1Char">
+    <w:name w:val="Título 1 Char"/>
+    <w:basedOn w:val="Fontepargpadro"/>
+    <w:link w:val="Ttulo1"/>
+    <w:rsid w:val="00F426D9"/>
+    <w:rPr>
+      <w:rFonts w:ascii="Arial" w:hAnsi="Arial" w:cs="Arial"/>
+      <w:b/>
+      <w:caps/>
+      <w:sz w:val="24"/>
+      <w:lang w:eastAsia="en-US"/>
+    </w:rPr>
+  </w:style>
+  <w:style w:type="character" w:customStyle="1" w:styleId="Ttulo2Char">
+    <w:name w:val="Título 2 Char"/>
+    <w:basedOn w:val="Fontepargpadro"/>
+    <w:link w:val="Ttulo2"/>
+    <w:rsid w:val="00F426D9"/>
+    <w:rPr>
+      <w:rFonts w:ascii="Arial" w:hAnsi="Arial"/>
+      <w:b/>
+      <w:sz w:val="24"/>
+      <w:lang w:eastAsia="en-US"/>
+    </w:rPr>
+  </w:style>
+  <w:style w:type="character" w:customStyle="1" w:styleId="CabealhoChar">
+    <w:name w:val="Cabeçalho Char"/>
+    <w:basedOn w:val="Fontepargpadro"/>
+    <w:link w:val="Cabealho"/>
+    <w:semiHidden/>
+    <w:rsid w:val="00F426D9"/>
+    <w:rPr>
+      <w:rFonts w:ascii="Arial" w:hAnsi="Arial" w:cs="Arial"/>
+      <w:b/>
+      <w:color w:val="000000"/>
+    </w:rPr>
+  </w:style>
+  <w:style w:type="character" w:customStyle="1" w:styleId="TtuloChar">
+    <w:name w:val="Título Char"/>
+    <w:basedOn w:val="Fontepargpadro"/>
+    <w:link w:val="Ttulo"/>
+    <w:rsid w:val="00F426D9"/>
+    <w:rPr>
+      <w:rFonts w:ascii="Arial" w:hAnsi="Arial"/>
+      <w:b/>
+      <w:caps/>
+      <w:sz w:val="28"/>
+      <w:lang w:eastAsia="en-US"/>
+    </w:rPr>
+  </w:style>
 </w:styles>
 </file>
 
@@ -8093,7 +8120,7 @@
   <w:docParts>
     <w:docPart>
       <w:docPartPr>
-        <w:name w:val="1728B72CA8834978B2FA4025E37ABAE2"/>
+        <w:name w:val="75FCAD33104C425385DBB26E1D9FD456"/>
         <w:category>
           <w:name w:val="Geral"/>
           <w:gallery w:val="placeholder"/>
@@ -8104,12 +8131,12 @@
         <w:behaviors>
           <w:behavior w:val="content"/>
         </w:behaviors>
-        <w:guid w:val="{5A120BA7-AA17-4958-8A38-F03C3380E705}"/>
+        <w:guid w:val="{FE987071-844E-4016-A323-5D5D68B9CB21}"/>
       </w:docPartPr>
       <w:docPartBody>
         <w:p>
           <w:pPr>
-            <w:pStyle w:val="1728B72CA8834978B2FA4025E37ABAE2"/>
+            <w:pStyle w:val="75FCAD33104C425385DBB26E1D9FD456"/>
           </w:pPr>
           <w:r>
             <w:rPr>
@@ -8122,7 +8149,7 @@
     </w:docPart>
     <w:docPart>
       <w:docPartPr>
-        <w:name w:val="6CA37281F9B84956AA060FAF5E92A14F"/>
+        <w:name w:val="8F3C295620A744278B197826052C0012"/>
         <w:category>
           <w:name w:val="Geral"/>
           <w:gallery w:val="placeholder"/>
@@ -8133,12 +8160,12 @@
         <w:behaviors>
           <w:behavior w:val="content"/>
         </w:behaviors>
-        <w:guid w:val="{23A47AB5-3D7C-465E-85B9-A142AA3A3EB3}"/>
+        <w:guid w:val="{5F979AE1-409E-466C-9375-51AA9834D7FC}"/>
       </w:docPartPr>
       <w:docPartBody>
         <w:p>
           <w:pPr>
-            <w:pStyle w:val="6CA37281F9B84956AA060FAF5E92A14F"/>
+            <w:pStyle w:val="8F3C295620A744278B197826052C0012"/>
           </w:pPr>
           <w:r>
             <w:rPr>
@@ -8151,7 +8178,7 @@
     </w:docPart>
     <w:docPart>
       <w:docPartPr>
-        <w:name w:val="B8CEDFE918CE4787A2E021DE5CB81C20"/>
+        <w:name w:val="4ED17BC4F6FC4A7190CBF2C7E34A4DF6"/>
         <w:category>
           <w:name w:val="Geral"/>
           <w:gallery w:val="placeholder"/>
@@ -8162,12 +8189,12 @@
         <w:behaviors>
           <w:behavior w:val="content"/>
         </w:behaviors>
-        <w:guid w:val="{46CDA5DE-4FE1-473A-89C2-DED896AD4207}"/>
+        <w:guid w:val="{D125982D-10F1-4993-87E1-1A9F3E64DDD9}"/>
       </w:docPartPr>
       <w:docPartBody>
         <w:p>
           <w:pPr>
-            <w:pStyle w:val="B8CEDFE918CE4787A2E021DE5CB81C20"/>
+            <w:pStyle w:val="4ED17BC4F6FC4A7190CBF2C7E34A4DF6"/>
           </w:pPr>
           <w:r>
             <w:rPr>
@@ -8282,9 +8309,11 @@
   <w:rsids>
     <w:rsidRoot w:val="008D133D"/>
     <w:rsid w:val="000100BB"/>
+    <w:rsid w:val="004C15AB"/>
     <w:rsid w:val="008D133D"/>
     <w:rsid w:val="00903107"/>
     <w:rsid w:val="009E618C"/>
+    <w:rsid w:val="00A90B33"/>
   </w:rsids>
   <m:mathPr>
     <m:mathFont m:val="Cambria Math"/>
@@ -8735,6 +8764,7 @@
     <w:basedOn w:val="Fontepargpadro"/>
     <w:uiPriority w:val="99"/>
     <w:semiHidden/>
+    <w:rsid w:val="004C15AB"/>
     <w:rPr>
       <w:color w:val="808080"/>
     </w:rPr>
@@ -8750,6 +8780,45 @@
   </w:style>
   <w:style w:type="paragraph" w:customStyle="1" w:styleId="E6DE5A6850C6472286D1791987ECBE1C">
     <w:name w:val="E6DE5A6850C6472286D1791987ECBE1C"/>
+  </w:style>
+  <w:style w:type="paragraph" w:customStyle="1" w:styleId="75FCAD33104C425385DBB26E1D9FD456">
+    <w:name w:val="75FCAD33104C425385DBB26E1D9FD456"/>
+    <w:rsid w:val="004C15AB"/>
+    <w:pPr>
+      <w:spacing w:line="259" w:lineRule="auto"/>
+    </w:pPr>
+    <w:rPr>
+      <w:kern w:val="0"/>
+      <w:sz w:val="22"/>
+      <w:szCs w:val="22"/>
+      <w14:ligatures w14:val="none"/>
+    </w:rPr>
+  </w:style>
+  <w:style w:type="paragraph" w:customStyle="1" w:styleId="8F3C295620A744278B197826052C0012">
+    <w:name w:val="8F3C295620A744278B197826052C0012"/>
+    <w:rsid w:val="004C15AB"/>
+    <w:pPr>
+      <w:spacing w:line="259" w:lineRule="auto"/>
+    </w:pPr>
+    <w:rPr>
+      <w:kern w:val="0"/>
+      <w:sz w:val="22"/>
+      <w:szCs w:val="22"/>
+      <w14:ligatures w14:val="none"/>
+    </w:rPr>
+  </w:style>
+  <w:style w:type="paragraph" w:customStyle="1" w:styleId="4ED17BC4F6FC4A7190CBF2C7E34A4DF6">
+    <w:name w:val="4ED17BC4F6FC4A7190CBF2C7E34A4DF6"/>
+    <w:rsid w:val="004C15AB"/>
+    <w:pPr>
+      <w:spacing w:line="259" w:lineRule="auto"/>
+    </w:pPr>
+    <w:rPr>
+      <w:kern w:val="0"/>
+      <w:sz w:val="22"/>
+      <w:szCs w:val="22"/>
+      <w14:ligatures w14:val="none"/>
+    </w:rPr>
   </w:style>
 </w:styles>
 </file>
@@ -9027,7 +9096,7 @@
 </file>
 
 <file path=customXml/itemProps1.xml><?xml version="1.0" encoding="utf-8"?>
-<ds:datastoreItem xmlns:ds="http://schemas.openxmlformats.org/officeDocument/2006/customXml" ds:itemID="{4A9940B0-F3BB-42DA-94C0-B70D58ACDA26}">
+<ds:datastoreItem xmlns:ds="http://schemas.openxmlformats.org/officeDocument/2006/customXml" ds:itemID="{5FEC88DF-0D1B-4F84-9EE6-17BC814505C1}">
   <ds:schemaRefs>
     <ds:schemaRef ds:uri="http://schemas.openxmlformats.org/officeDocument/2006/bibliography"/>
   </ds:schemaRefs>
